--- a/submission/evolution/title_page/Backup of title_page.docx
+++ b/submission/evolution/title_page/Backup of title_page.docx
@@ -84,7 +84,21 @@
         <w:rPr>
           <w:lang w:val="fr-CA"/>
         </w:rPr>
-        <w:t xml:space="preserve"> Université Claude Bernard Lyon 1, Lyon, France</w:t>
+        <w:t xml:space="preserve"> </w:t>
+      </w:r>
+      <w:bookmarkStart w:id="0" w:name="OLE_LINK9"/>
+      <w:r>
+        <w:rPr>
+          <w:lang w:val="fr-CA"/>
+        </w:rPr>
+        <w:t>Université Claude Bernard Lyon 1</w:t>
+      </w:r>
+      <w:bookmarkEnd w:id="0"/>
+      <w:r>
+        <w:rPr>
+          <w:lang w:val="fr-CA"/>
+        </w:rPr>
+        <w:t>, Lyon, France</w:t>
       </w:r>
     </w:p>
     <w:p>
@@ -113,7 +127,7 @@
       <w:pPr>
         <w:pStyle w:val="Heading1"/>
       </w:pPr>
-      <w:bookmarkStart w:id="0" w:name="funding"/>
+      <w:bookmarkStart w:id="1" w:name="funding"/>
       <w:r>
         <w:t>Funding</w:t>
       </w:r>
@@ -130,8 +144,8 @@
       <w:pPr>
         <w:pStyle w:val="Heading1"/>
       </w:pPr>
-      <w:bookmarkStart w:id="1" w:name="conflict-of-interest"/>
-      <w:bookmarkEnd w:id="0"/>
+      <w:bookmarkStart w:id="2" w:name="conflict-of-interest"/>
+      <w:bookmarkEnd w:id="1"/>
       <w:r>
         <w:t>Conflict of Interest</w:t>
       </w:r>
@@ -144,7 +158,7 @@
         <w:t>We declare no conflicts of interest.</w:t>
       </w:r>
     </w:p>
-    <w:bookmarkEnd w:id="1"/>
+    <w:bookmarkEnd w:id="2"/>
     <w:p>
       <w:pPr>
         <w:pStyle w:val="Heading1"/>
